--- a/ECUST_Gnosys/docs/新申报书文稿_修正版.docx
+++ b/ECUST_Gnosys/docs/新申报书文稿_修正版.docx
@@ -3619,10 +3619,10 @@
                 <w:kern w:val="2"/>
                 <w:sz w:val="24"/>
                 <w:szCs w:val="24"/>
-                <w:highlight w:val="none"/>
                 <w:woUserID w:val="1"/>
-              </w:rPr>
-              <w:t>AutoGen、MetaGPT等工作流框架擅长把固定步骤编排起来，适合流程稳定、输入输出边界清楚的任务；但阅读任务需要根据文本内容和中间结果动态选择工具、调整范围并校验证据，固定工作流难以覆盖这种不确定性。Agent可以在任务边界内自主规划、调用检索、定位和写作工具，并把中间结果交回复核；与单次问答生成相比，Agent能把“读目录—定位章节—提取证据—生成—复核”拆成可追踪步骤，保留中间产物和失败恢复能力。因此，本项目选择以Agent为执行核心，而不是把阅读简化为一次性问答。</w:t>
+                <w:highlight w:val="blue"/>
+              </w:rPr>
+              <w:t>AutoGen、MetaGPT等工作流框架擅长把固定步骤编排起来，适合流程稳定、输入输出边界清楚的任务；阅读任务需要根据文本内容和中间结果动态选择工具、调整范围并校验证据，固定工作流难以覆盖这种不确定性。Agent可以在任务边界内自主规划、调用检索、定位和写作工具，并把中间结果交回复核；与单次问答生成相比，Agent能把“读目录—定位章节—提取证据—生成—复核”拆成可追踪步骤，保留中间产物和失败恢复能力。因此，本项目选择以Agent为执行核心，让阅读过程具备可追踪、可恢复的执行链。</w:t>
             </w:r>
           </w:p>
           <w:p>
@@ -3787,71 +3787,26 @@
                 <w:rFonts w:ascii="仿宋_GB2312" w:hAnsi="仿宋_GB2312" w:eastAsia="仿宋_GB2312"/>
                 <w:b w:val="0"/>
                 <w:sz w:val="24"/>
-                <w:highlight w:val="none"/>
               </w:rPr>
               <w:t>（4）</w:t>
             </w:r>
             <w:r>
               <w:rPr>
-                <w:rFonts w:hint="default" w:ascii="仿宋_GB2312" w:hAnsi="宋体" w:eastAsia="仿宋_GB2312" w:cs="仿宋_GB2312"/>
-                <w:b/>
-                <w:bCs w:val="0"/>
-                <w:kern w:val="2"/>
-                <w:sz w:val="24"/>
-                <w:szCs w:val="24"/>
-                <w:highlight w:val="none"/>
-                <w:woUserID w:val="1"/>
-              </w:rPr>
-              <w:t>缺少面向阅读任务的</w:t>
-            </w:r>
-            <w:r>
-              <w:rPr>
-                <w:rFonts w:hint="default" w:ascii="仿宋_GB2312" w:hAnsi="宋体" w:eastAsia="仿宋_GB2312" w:cs="Times New Roman"/>
-                <w:b/>
-                <w:bCs w:val="0"/>
-                <w:kern w:val="2"/>
-                <w:sz w:val="24"/>
-                <w:szCs w:val="24"/>
-                <w:highlight w:val="none"/>
-                <w:woUserID w:val="1"/>
-              </w:rPr>
-              <w:t>Agent harness。</w:t>
-            </w:r>
-            <w:r>
-              <w:rPr>
-                <w:rFonts w:hint="default" w:ascii="仿宋_GB2312" w:hAnsi="宋体" w:eastAsia="仿宋_GB2312" w:cs="Times New Roman"/>
-                <w:b w:val="0"/>
-                <w:kern w:val="2"/>
-                <w:sz w:val="24"/>
-                <w:szCs w:val="24"/>
-                <w:highlight w:val="none"/>
-                <w:woUserID w:val="1"/>
-              </w:rPr>
-              <w:t xml:space="preserve"> </w:t>
-            </w:r>
-            <w:r>
-              <w:rPr>
-                <w:rFonts w:hint="default" w:ascii="仿宋_GB2312" w:hAnsi="宋体" w:eastAsia="仿宋_GB2312" w:cs="仿宋_GB2312"/>
-                <w:b w:val="0"/>
-                <w:kern w:val="2"/>
-                <w:sz w:val="24"/>
-                <w:szCs w:val="24"/>
-                <w:highlight w:val="none"/>
-                <w:woUserID w:val="1"/>
-              </w:rPr>
-              <w:t>通用</w:t>
-            </w:r>
-            <w:r>
-              <w:rPr>
-                <w:rFonts w:hint="default" w:ascii="仿宋_GB2312" w:hAnsi="宋体" w:eastAsia="仿宋_GB2312" w:cs="Times New Roman"/>
-                <w:b w:val="0"/>
-                <w:kern w:val="2"/>
-                <w:sz w:val="24"/>
-                <w:szCs w:val="24"/>
-                <w:highlight w:val="none"/>
-                <w:woUserID w:val="1"/>
-              </w:rPr>
-              <w:t>Agent的直接执行往往缺少稳定的工具边界、数据权限和复核接口，难以适配长期保存的书籍、笔记和对话数据。本项目将整套软件作为面向阅读的Agent harness来建设：Server管理业务数据、权限和版本化接口，Agent服务只通过受控工具读取原文、提交结果；阅读器、任务面板、证据链和复核流程均针对阅读任务定制，而不是给通用Agent外挂一个聊天窗口。</w:t>
+                <w:rFonts w:ascii="仿宋_GB2312" w:hAnsi="仿宋_GB2312" w:eastAsia="仿宋_GB2312"/>
+                <w:b/>
+                <w:sz w:val="24"/>
+                <w:highlight w:val="blue"/>
+              </w:rPr>
+              <w:t>缺少面向阅读任务的Agent harness。</w:t>
+            </w:r>
+            <w:r>
+              <w:rPr>
+                <w:rFonts w:ascii="仿宋_GB2312" w:hAnsi="仿宋_GB2312" w:eastAsia="仿宋_GB2312"/>
+                <w:b w:val="0"/>
+                <w:sz w:val="24"/>
+                <w:highlight w:val="blue"/>
+              </w:rPr>
+              <w:t xml:space="preserve"> 通用Agent的直接执行往往缺少稳定的工具边界、数据权限和复核接口，难以适配长期保存的书籍、笔记和对话数据。本项目将整套软件作为面向阅读的Agent harness来建设：Server管理业务数据、权限和版本化接口，Agent服务只通过受控工具读取原文、提交结果；阅读器、任务面板、证据链和复核流程都围绕阅读任务定制，形成专用工作环境。</w:t>
             </w:r>
           </w:p>
           <w:p>
@@ -3878,7 +3833,7 @@
                 <w:rFonts w:ascii="仿宋_GB2312" w:hAnsi="仿宋_GB2312" w:eastAsia="仿宋_GB2312"/>
                 <w:b/>
                 <w:sz w:val="24"/>
-                <w:highlight w:val="green"/>
+                <w:highlight w:val="blue"/>
               </w:rPr>
               <w:t>生成结果缺少可操作的复核依据。</w:t>
             </w:r>
@@ -3887,9 +3842,9 @@
                 <w:rFonts w:ascii="仿宋_GB2312" w:hAnsi="仿宋_GB2312" w:eastAsia="仿宋_GB2312"/>
                 <w:b w:val="0"/>
                 <w:sz w:val="24"/>
-                <w:highlight w:val="green"/>
-              </w:rPr>
-              <w:t xml:space="preserve"> 模型输出若直接展示，读者只能凭印象判断；项目把“好内容”拆成用例和可检查项（原文引用、定位、层间一致、字段完整），复核记录对应到具体用例，而不停留在主观评价。</w:t>
+                <w:highlight w:val="blue"/>
+              </w:rPr>
+              <w:t xml:space="preserve"> 模型输出若直接展示，读者只能凭印象判断；项目把“好内容”拆成用例和可检查项（原文引用、定位、层间一致、字段完整），复核记录对应到具体用例和可检查项。</w:t>
             </w:r>
           </w:p>
           <w:p>
@@ -5123,7 +5078,7 @@
                 <w:rFonts w:ascii="仿宋_GB2312" w:hAnsi="仿宋_GB2312" w:eastAsia="仿宋_GB2312"/>
                 <w:b w:val="0"/>
                 <w:sz w:val="24"/>
-                <w:highlight w:val="green"/>
+                <w:highlight w:val="blue"/>
               </w:rPr>
               <w:t>项目已具备本地Python运行环境、浏览器验收环境和兼容OpenAI接口的模型服务，可支撑原型迭代、离线测试和小规模实验。</w:t>
             </w:r>
@@ -5302,9 +5257,9 @@
                 <w:rFonts w:ascii="仿宋_GB2312" w:hAnsi="仿宋_GB2312" w:eastAsia="仿宋_GB2312"/>
                 <w:b w:val="0"/>
                 <w:sz w:val="24"/>
-                <w:highlight w:val="green"/>
-              </w:rPr>
-              <w:t>阅读一部哲学社会科学著作时，读者通常同时面对全书结构、章节论证、段落语义和概念辨析四类问题。项目据此设置四个阅读尺度；它们不是四个知识等级，也不是必须依次执行的流水线，而是同一文本上的四类任务，共用原文定位和证据。</w:t>
+                <w:highlight w:val="blue"/>
+              </w:rPr>
+              <w:t>阅读一部哲学社会科学著作时，读者通常同时面对全书结构、章节论证、段落语义和概念辨析四类问题。项目据此设置四个阅读尺度；四者分别对应四类阅读任务，共用原文定位和证据，可单独调用，也可组合使用。</w:t>
             </w:r>
           </w:p>
           <w:p>
@@ -6199,7 +6154,7 @@
                 <w:rFonts w:ascii="仿宋_GB2312" w:hAnsi="仿宋_GB2312" w:eastAsia="仿宋_GB2312"/>
                 <w:b w:val="0"/>
                 <w:sz w:val="24"/>
-                <w:highlight w:val="green"/>
+                <w:highlight w:val="blue"/>
               </w:rPr>
               <w:t>任务设计的前提是先把“好的辅助内容”定义清楚：它要能回答该尺度的问题，有可回溯的原文依据，与相邻层不矛盾，读者可以直接核对。项目把上述要求拆成用例（输入文本、期望输出、证据要求、失败样例），再由任务字段和自动校验规则约束Agent稳定生产；用例库同时作为评估和回归测试的共同基准。</w:t>
             </w:r>
@@ -7214,7 +7169,7 @@
                 <w:rFonts w:ascii="仿宋_GB2312" w:hAnsi="仿宋_GB2312" w:eastAsia="仿宋_GB2312"/>
                 <w:b w:val="0"/>
                 <w:sz w:val="24"/>
-                <w:highlight w:val="green"/>
+                <w:highlight w:val="blue"/>
               </w:rPr>
               <w:t>评估围绕“好内容”用例展开：先规定每层输出应回答的问题、证据要求和失败样例，再分别检查技术性能、内容质量和阅读效果。技术性能检查各层覆盖率、层间矛盾率、引用可回溯率和结构化字段完整率；内容质量由3—5名人文社科教师或研究生按用例评审；阅读效果通过15—20名读者的对照实验检验。评估结果对应到用例缺口和具体修订项，形成可复现的实验记录。</w:t>
             </w:r>
@@ -7288,7 +7243,7 @@
                 <w:rFonts w:ascii="仿宋_GB2312" w:hAnsi="仿宋_GB2312" w:eastAsia="仿宋_GB2312"/>
                 <w:b/>
                 <w:sz w:val="24"/>
-                <w:highlight w:val="green"/>
+                <w:highlight w:val="blue"/>
               </w:rPr>
               <w:t>七、模型选择与输出稳定性</w:t>
             </w:r>
@@ -7316,7 +7271,7 @@
                 <w:rFonts w:ascii="仿宋_GB2312" w:hAnsi="仿宋_GB2312" w:eastAsia="仿宋_GB2312"/>
                 <w:b w:val="0"/>
                 <w:sz w:val="24"/>
-                <w:highlight w:val="green"/>
+                <w:highlight w:val="blue"/>
               </w:rPr>
               <w:t>本项目以Agent驱动为主，直接使用现有模型的工具调用、任务分解和结构化输出能力。项目通过选择通用模型、约束提示词和上下文、校验结构化字段、记录工具调用来保证输出稳定；模型服务只负责生成，阅读任务、证据链和复核规则由Agent harness和Server控制。</w:t>
             </w:r>
@@ -7580,7 +7535,7 @@
                 <w:rFonts w:ascii="仿宋_GB2312" w:hAnsi="仿宋_GB2312" w:eastAsia="仿宋_GB2312"/>
                 <w:b w:val="0"/>
                 <w:sz w:val="24"/>
-                <w:highlight w:val="green"/>
+                <w:highlight w:val="blue"/>
               </w:rPr>
               <w:t>（1）如何定义“好的辅助内容”，并把这种判断拆成可执行用例和验收规则；</w:t>
             </w:r>
@@ -7608,7 +7563,7 @@
                 <w:rFonts w:ascii="仿宋_GB2312" w:hAnsi="仿宋_GB2312" w:eastAsia="仿宋_GB2312"/>
                 <w:b w:val="0"/>
                 <w:sz w:val="24"/>
-                <w:highlight w:val="green"/>
+                <w:highlight w:val="blue"/>
               </w:rPr>
               <w:t>（2）哲学社会科学文本的概念多义、隐喻表达和论证省略；</w:t>
             </w:r>
@@ -7636,7 +7591,7 @@
                 <w:rFonts w:ascii="仿宋_GB2312" w:hAnsi="仿宋_GB2312" w:eastAsia="仿宋_GB2312"/>
                 <w:b w:val="0"/>
                 <w:sz w:val="24"/>
-                <w:highlight w:val="green"/>
+                <w:highlight w:val="blue"/>
               </w:rPr>
               <w:t>（3）长文本跨章节上下文的取舍与压缩；</w:t>
             </w:r>
@@ -7664,7 +7619,7 @@
                 <w:rFonts w:ascii="仿宋_GB2312" w:hAnsi="仿宋_GB2312" w:eastAsia="仿宋_GB2312"/>
                 <w:b w:val="0"/>
                 <w:sz w:val="24"/>
-                <w:highlight w:val="green"/>
+                <w:highlight w:val="blue"/>
               </w:rPr>
               <w:t>（4）生成内容的稳定性、可核验性与幻觉抑制；</w:t>
             </w:r>
@@ -7692,7 +7647,7 @@
                 <w:rFonts w:ascii="仿宋_GB2312" w:hAnsi="仿宋_GB2312" w:eastAsia="仿宋_GB2312"/>
                 <w:b w:val="0"/>
                 <w:sz w:val="24"/>
-                <w:highlight w:val="green"/>
+                <w:highlight w:val="blue"/>
               </w:rPr>
               <w:t>（5）辅助内容对阅读过程的实际帮助如何测量；</w:t>
             </w:r>
@@ -7720,7 +7675,7 @@
                 <w:rFonts w:ascii="仿宋_GB2312" w:hAnsi="仿宋_GB2312" w:eastAsia="仿宋_GB2312"/>
                 <w:b w:val="0"/>
                 <w:sz w:val="24"/>
-                <w:highlight w:val="green"/>
+                <w:highlight w:val="blue"/>
               </w:rPr>
               <w:t>（6）在不替代读者判断的前提下设计合适的人机分工。</w:t>
             </w:r>
@@ -8168,17 +8123,9 @@
                 <w:rFonts w:ascii="仿宋_GB2312" w:hAnsi="仿宋_GB2312" w:eastAsia="仿宋_GB2312"/>
                 <w:b w:val="0"/>
                 <w:sz w:val="24"/>
-              </w:rPr>
-              <w:t>现有工具多以“检索、摘要、问答”等功能组织AI能力，本项目以全书、章节、段落、概念四个阅读尺度组织任务。每个尺度对应不同的阅读问题、材料范围和输出结构，使Agent的服务对象从“泛化的问答”变成“具体的阅读工作”。四个尺度分别对应全书概览、章节论证、语义解析和概念辨析四类Agent任务，使分层协作有明确任务边界，而不是把通用功能简单并列。</w:t>
-            </w:r>
-            <w:r>
-              <w:rPr>
-                <w:rFonts w:ascii="仿宋_GB2312" w:hAnsi="仿宋_GB2312" w:eastAsia="仿宋_GB2312"/>
-                <w:b w:val="0"/>
-                <w:sz w:val="24"/>
-                <w:highlight w:val="green"/>
-              </w:rPr>
-              <w:t>项目进一步把“好的辅助内容”拆成可执行用例和输出字段，使“好内容”的判断不停留在主观印象，而能进入任务说明、自动校验和回归测试。</w:t>
+                <w:highlight w:val="blue"/>
+              </w:rPr>
+              <w:t>现有工具多以“检索、摘要、问答”等功能组织AI能力，本项目以全书、章节、段落、概念四个阅读尺度组织任务。每个尺度对应不同的阅读问题、材料范围和输出结构，使Agent的服务对象从“泛化的问答”转向“具体的阅读工作”。四个尺度分别对应全书概览、章节论证、语义解析和概念辨析四类Agent任务，使分层协作具有明确任务边界。项目进一步把“好的辅助内容”拆成可执行用例和输出字段，使“好内容”的判断进入任务说明、自动校验和回归测试。</w:t>
             </w:r>
           </w:p>
           <w:p>
@@ -8224,7 +8171,7 @@
                 <w:rFonts w:ascii="仿宋_GB2312" w:hAnsi="仿宋_GB2312" w:eastAsia="仿宋_GB2312"/>
                 <w:b w:val="0"/>
                 <w:sz w:val="24"/>
-                <w:highlight w:val="green"/>
+                <w:highlight w:val="blue"/>
               </w:rPr>
               <w:t>现有分层生成方法多为单向工作流：各层独立生成，上一层的结果只作为下一层的输入，缺少反向纠错。本项目把双向约束落实为可执行的输入输出：全书层输出问题框架、结构地图和章节清单；章节层据此检查章节位置、论证步骤和转折；语义层接收章节论证上下文并回填句段证据；概念层接收术语、定义和原文出处。反向校验时，概念层的定义冲突、语义层的证据缺口、章节层的论证覆盖不足分别回传上一层，触发重写或标记待核；每次回传保留问题类型、位置和处理结果。四层因此形成可追踪的修订闭环。</w:t>
             </w:r>
@@ -8564,7 +8511,7 @@
                 <w:rFonts w:ascii="仿宋_GB2312" w:hAnsi="仿宋_GB2312" w:eastAsia="仿宋_GB2312"/>
                 <w:b w:val="0"/>
                 <w:sz w:val="24"/>
-                <w:highlight w:val="green"/>
+                <w:highlight w:val="blue"/>
               </w:rPr>
               <w:t>项目立项前已完成阅读器原型的主体开发；下列安排只列出尚未完成的工作，已完成功能不重复计入实施期。</w:t>
             </w:r>
@@ -8584,7 +8531,7 @@
                 <w:rFonts w:ascii="仿宋_GB2312" w:hAnsi="仿宋_GB2312" w:eastAsia="仿宋_GB2312"/>
                 <w:b w:val="0"/>
                 <w:sz w:val="24"/>
-                <w:highlight w:val="green"/>
+                <w:highlight w:val="blue"/>
               </w:rPr>
               <w:t>已完成基础：EPUB/TXT导入、书库与阅读界面、目录/搜索/书签、四层数据与任务入口、候选稿/复核/采纳、笔记与对话、Server/Agent分离和设置页。</w:t>
             </w:r>
@@ -8604,7 +8551,7 @@
                 <w:rFonts w:ascii="仿宋_GB2312" w:hAnsi="仿宋_GB2312" w:eastAsia="仿宋_GB2312"/>
                 <w:b w:val="0"/>
                 <w:sz w:val="24"/>
-                <w:highlight w:val="green"/>
+                <w:highlight w:val="blue"/>
               </w:rPr>
               <w:t>第1—2个月：原型冻结与用例设计。整理现有功能边界，建立“好内容”用例库（输入文本、期望输出、证据要求、失败样例）和验收规则，补齐跨书、多章节、异常恢复等边界场景。</w:t>
             </w:r>
@@ -8624,7 +8571,7 @@
                 <w:rFonts w:ascii="仿宋_GB2312" w:hAnsi="仿宋_GB2312" w:eastAsia="仿宋_GB2312"/>
                 <w:b w:val="0"/>
                 <w:sz w:val="24"/>
-                <w:highlight w:val="green"/>
+                <w:highlight w:val="blue"/>
               </w:rPr>
               <w:t>第3—4个月：真实语料验证。选取3—5部著作/论文、每部2—3章跑通四层任务，统计覆盖率、层间矛盾率、引用可回溯率和字段完整率，形成问题清单。</w:t>
             </w:r>
@@ -8644,7 +8591,7 @@
                 <w:rFonts w:ascii="仿宋_GB2312" w:hAnsi="仿宋_GB2312" w:eastAsia="仿宋_GB2312"/>
                 <w:b w:val="0"/>
                 <w:sz w:val="24"/>
-                <w:highlight w:val="green"/>
+                <w:highlight w:val="blue"/>
               </w:rPr>
               <w:t>第5—6个月：质量修正与稳定性。按失败用例修正任务说明、上下文组织、证据校验和重试机制，完成小范围可用性测试与重复运行一致性检查。</w:t>
             </w:r>
@@ -8664,7 +8611,7 @@
                 <w:rFonts w:ascii="仿宋_GB2312" w:hAnsi="仿宋_GB2312" w:eastAsia="仿宋_GB2312"/>
                 <w:b w:val="0"/>
                 <w:sz w:val="24"/>
-                <w:highlight w:val="green"/>
+                <w:highlight w:val="blue"/>
               </w:rPr>
               <w:t>第7—8个月：专家评审与读者实验。邀请教师/研究生评审内容质量，开展15—20名读者对照实验；结果用于解释自动指标、发现用例缺口。</w:t>
             </w:r>
@@ -8684,7 +8631,7 @@
                 <w:rFonts w:ascii="仿宋_GB2312" w:hAnsi="仿宋_GB2312" w:eastAsia="仿宋_GB2312"/>
                 <w:b w:val="0"/>
                 <w:sz w:val="24"/>
-                <w:highlight w:val="green"/>
+                <w:highlight w:val="blue"/>
               </w:rPr>
               <w:t>第9—10个月：论文、软件著作权与竞赛材料。整理实验数据，撰写论文和竞赛材料，完成软著申请材料。</w:t>
             </w:r>
@@ -8704,7 +8651,7 @@
                 <w:rFonts w:ascii="仿宋_GB2312" w:hAnsi="仿宋_GB2312" w:eastAsia="仿宋_GB2312"/>
                 <w:b w:val="0"/>
                 <w:sz w:val="24"/>
-                <w:highlight w:val="green"/>
+                <w:highlight w:val="blue"/>
               </w:rPr>
               <w:t>第11—12个月：成果整理与结题。完善文档、演示视频和使用手册，完成结题报告、答辩和成果推广。</w:t>
             </w:r>
@@ -8920,7 +8867,7 @@
                 <w:rFonts w:ascii="仿宋_GB2312" w:hAnsi="仿宋_GB2312" w:eastAsia="仿宋_GB2312"/>
                 <w:b w:val="0"/>
                 <w:sz w:val="24"/>
-                <w:highlight w:val="green"/>
+                <w:highlight w:val="blue"/>
               </w:rPr>
               <w:t>项目通过兼容OpenAI接口的模型服务完成生成，模型、服务地址和密钥在本地配置中管理；Server与Agent服务通过HTTP/SSE通信。现有开发机即可满足原型调试、离线测试和小规模实验的需要，不需要额外GPU集群。</w:t>
             </w:r>

--- a/ECUST_Gnosys/docs/新申报书文稿_修正版.docx
+++ b/ECUST_Gnosys/docs/新申报书文稿_修正版.docx
@@ -3314,43 +3314,9 @@
                 <w:rFonts w:ascii="仿宋_GB2312" w:hAnsi="仿宋_GB2312" w:eastAsia="仿宋_GB2312"/>
                 <w:b w:val="0"/>
                 <w:sz w:val="24"/>
-              </w:rPr>
-              <w:t>因此，本项目提出“智驱思阅”：一个以Agent为执行核心、以原文证据为约束、以</w:t>
-            </w:r>
-            <w:r>
-              <w:rPr>
-                <w:rFonts w:ascii="仿宋_GB2312" w:hAnsi="仿宋_GB2312" w:eastAsia="仿宋_GB2312"/>
-                <w:b w:val="0"/>
-                <w:sz w:val="24"/>
-                <w:highlight w:val="yellow"/>
-              </w:rPr>
-              <w:t>读者编辑和复核为最终裁决的</w:t>
-            </w:r>
-            <w:r>
-              <w:rPr>
-                <w:rFonts w:ascii="仿宋_GB2312" w:hAnsi="仿宋_GB2312" w:eastAsia="仿宋_GB2312"/>
-                <w:b w:val="0"/>
-                <w:sz w:val="24"/>
-              </w:rPr>
-              <w:t>哲学社会科学辅助阅读工具。项目不以替代读者判断为目标，而是把长篇</w:t>
-            </w:r>
-            <w:r>
-              <w:rPr>
-                <w:rFonts w:hint="eastAsia" w:ascii="仿宋_GB2312" w:hAnsi="仿宋_GB2312" w:eastAsia="仿宋_GB2312"/>
-                <w:b w:val="0"/>
-                <w:sz w:val="24"/>
-                <w:lang w:eastAsia="zh"/>
-                <w:woUserID w:val="1"/>
-              </w:rPr>
-              <w:t>著作、论文</w:t>
-            </w:r>
-            <w:r>
-              <w:rPr>
-                <w:rFonts w:ascii="仿宋_GB2312" w:hAnsi="仿宋_GB2312" w:eastAsia="仿宋_GB2312"/>
-                <w:b w:val="0"/>
-                <w:sz w:val="24"/>
-              </w:rPr>
-              <w:t>整理成可阅读、可追溯、可修改的辅助材料，让读者在全书、章节、段落和概念四个尺度之间来回切换，形成自己的理解。</w:t>
+                <w:highlight w:val="blue"/>
+              </w:rPr>
+              <w:t>因此，本项目提出“智驱思阅”：一个以Agent为执行核心、以原文证据为约束、以自动化用例通过率为最终判定依据的哲学社会科学辅助阅读工具。项目为读者保留判断空间，把长篇著作、论文整理成可阅读、可追溯、可修改的辅助材料，让读者在全书、章节、段落和概念四个尺度之间来回切换，形成自己的理解。</w:t>
             </w:r>
           </w:p>
           <w:p>
@@ -3844,7 +3810,7 @@
                 <w:sz w:val="24"/>
                 <w:highlight w:val="blue"/>
               </w:rPr>
-              <w:t xml:space="preserve"> 模型输出若直接展示，读者只能凭印象判断；项目把“好内容”拆成用例和可检查项（原文引用、定位、层间一致、字段完整），复核记录对应到具体用例和可检查项。</w:t>
+              <w:t xml:space="preserve"> 模型输出若直接展示，读者只能凭印象判断；项目把“好内容”拆成用例和可检查项（原文引用、定位、层间一致、字段完整），复核记录对应到具体用例和可检查项，最终判定采用自动化用例通过率。</w:t>
             </w:r>
           </w:p>
           <w:p>
@@ -3881,64 +3847,9 @@
                 <w:rFonts w:ascii="仿宋_GB2312" w:hAnsi="仿宋_GB2312" w:eastAsia="仿宋_GB2312"/>
                 <w:b w:val="0"/>
                 <w:sz w:val="24"/>
-              </w:rPr>
-              <w:t>因此，本项目的切入点是：</w:t>
-            </w:r>
-            <w:r>
-              <w:rPr>
-                <w:rFonts w:ascii="仿宋_GB2312" w:hAnsi="仿宋_GB2312" w:eastAsia="仿宋_GB2312"/>
-                <w:b w:val="0"/>
-                <w:bCs/>
-                <w:sz w:val="24"/>
-              </w:rPr>
-              <w:t>从</w:t>
-            </w:r>
-            <w:r>
-              <w:rPr>
-                <w:rFonts w:hint="eastAsia" w:ascii="仿宋_GB2312" w:hAnsi="仿宋_GB2312" w:eastAsia="仿宋_GB2312"/>
-                <w:b w:val="0"/>
-                <w:bCs/>
-                <w:sz w:val="24"/>
-                <w:lang w:eastAsia="zh"/>
-                <w:woUserID w:val="1"/>
-              </w:rPr>
-              <w:t>著作、论文</w:t>
-            </w:r>
-            <w:r>
-              <w:rPr>
-                <w:rFonts w:ascii="仿宋_GB2312" w:hAnsi="仿宋_GB2312" w:eastAsia="仿宋_GB2312"/>
-                <w:b w:val="0"/>
-                <w:bCs/>
-                <w:sz w:val="24"/>
-              </w:rPr>
-              <w:t>本身的层次结构和真实阅读任务出发，把全书、章节、段落、概念四个尺度组织为可操作的工作空间；以Agent承担分层生成任务，以原文证据约束生成内容，</w:t>
-            </w:r>
-            <w:r>
-              <w:rPr>
-                <w:rFonts w:ascii="仿宋_GB2312" w:hAnsi="仿宋_GB2312" w:eastAsia="仿宋_GB2312"/>
-                <w:b w:val="0"/>
-                <w:bCs/>
-                <w:sz w:val="24"/>
-                <w:highlight w:val="yellow"/>
-              </w:rPr>
-              <w:t>以读者复核保证最终质量</w:t>
-            </w:r>
-            <w:r>
-              <w:rPr>
-                <w:rFonts w:ascii="仿宋_GB2312" w:hAnsi="仿宋_GB2312" w:eastAsia="仿宋_GB2312"/>
-                <w:b w:val="0"/>
-                <w:bCs/>
-                <w:sz w:val="24"/>
-              </w:rPr>
-              <w:t>。</w:t>
-            </w:r>
-            <w:r>
-              <w:rPr>
-                <w:rFonts w:ascii="仿宋_GB2312" w:hAnsi="仿宋_GB2312" w:eastAsia="仿宋_GB2312"/>
-                <w:b w:val="0"/>
-                <w:sz w:val="24"/>
-              </w:rPr>
-              <w:t xml:space="preserve"> 这既区别于通用问答工具，也区别于仅提供标注功能的传统阅读器。</w:t>
+                <w:highlight w:val="blue"/>
+              </w:rPr>
+              <w:t>因此，本项目的切入点是：从著作、论文本身的层次结构和真实阅读任务出发，把全书、章节、段落、概念四个尺度组织为可操作的工作空间；以Agent承担分层生成任务，以原文证据约束生成内容，以自动化硬门槛和用例通过率判定最终质量。 这既区别于通用问答工具，也区别于仅提供标注功能的传统阅读器。</w:t>
             </w:r>
           </w:p>
           <w:p>
@@ -3985,25 +3896,9 @@
                 <w:rFonts w:ascii="仿宋_GB2312" w:hAnsi="仿宋_GB2312" w:eastAsia="仿宋_GB2312"/>
                 <w:b w:val="0"/>
                 <w:sz w:val="24"/>
-              </w:rPr>
-              <w:t>本项目的主要目标是：面向哲学社会科学经典文本，开发一套可在本地运行的辅助阅读工作台，完成从书籍导入、文本定位、分层生成、来源核验、</w:t>
-            </w:r>
-            <w:r>
-              <w:rPr>
-                <w:rFonts w:ascii="仿宋_GB2312" w:hAnsi="仿宋_GB2312" w:eastAsia="仿宋_GB2312"/>
-                <w:b w:val="0"/>
-                <w:sz w:val="24"/>
-                <w:highlight w:val="yellow"/>
-              </w:rPr>
-              <w:t>人工复核</w:t>
-            </w:r>
-            <w:r>
-              <w:rPr>
-                <w:rFonts w:ascii="仿宋_GB2312" w:hAnsi="仿宋_GB2312" w:eastAsia="仿宋_GB2312"/>
-                <w:b w:val="0"/>
-                <w:sz w:val="24"/>
-              </w:rPr>
-              <w:t>到笔记与对话使用的完整闭环。</w:t>
+                <w:highlight w:val="blue"/>
+              </w:rPr>
+              <w:t>本项目的主要目标是：面向哲学社会科学著作、论文，开发一套可在本地运行的辅助阅读工作台，完成从书籍导入、文本定位、分层生成、来源核验、自动验收到笔记与对话使用的完整闭环。</w:t>
             </w:r>
           </w:p>
           <w:p>
@@ -4261,24 +4156,9 @@
                 <w:rFonts w:ascii="仿宋_GB2312" w:hAnsi="仿宋_GB2312" w:eastAsia="仿宋_GB2312"/>
                 <w:b w:val="0"/>
                 <w:sz w:val="24"/>
-              </w:rPr>
-              <w:t xml:space="preserve">6. </w:t>
-            </w:r>
-            <w:r>
-              <w:rPr>
-                <w:rFonts w:ascii="仿宋_GB2312" w:hAnsi="仿宋_GB2312" w:eastAsia="仿宋_GB2312"/>
-                <w:b/>
-                <w:sz w:val="24"/>
-              </w:rPr>
-              <w:t>开展小规模应用评估。</w:t>
-            </w:r>
-            <w:r>
-              <w:rPr>
-                <w:rFonts w:ascii="仿宋_GB2312" w:hAnsi="仿宋_GB2312" w:eastAsia="仿宋_GB2312"/>
-                <w:b w:val="0"/>
-                <w:sz w:val="24"/>
-              </w:rPr>
-              <w:t xml:space="preserve"> 通过专家评审和读者使用实验，检验工具对文本理解、论证把握和概念辨析的实际帮助。</w:t>
+                <w:highlight w:val="blue"/>
+              </w:rPr>
+              <w:t>6. 开展小规模应用评估。 通过自动化用例验收、专家评审和读者使用实验，检验工具对文本理解、论证把握和概念辨析的实际帮助；最终判定采用自动化硬门槛和用例通过率，专家评审和读者实验用于诊断。</w:t>
             </w:r>
           </w:p>
           <w:p>
@@ -4295,43 +4175,9 @@
                 <w:rFonts w:ascii="仿宋_GB2312" w:hAnsi="仿宋_GB2312" w:eastAsia="仿宋_GB2312"/>
                 <w:b w:val="0"/>
                 <w:sz w:val="24"/>
-              </w:rPr>
-              <w:t>项目的实践意义在于：为哲学社会科学</w:t>
-            </w:r>
-            <w:r>
-              <w:rPr>
-                <w:rFonts w:hint="eastAsia" w:ascii="仿宋_GB2312" w:hAnsi="仿宋_GB2312" w:eastAsia="仿宋_GB2312"/>
-                <w:b w:val="0"/>
-                <w:sz w:val="24"/>
-                <w:lang w:eastAsia="zh"/>
-                <w:woUserID w:val="1"/>
-              </w:rPr>
-              <w:t>著作、论文</w:t>
-            </w:r>
-            <w:r>
-              <w:rPr>
-                <w:rFonts w:ascii="仿宋_GB2312" w:hAnsi="仿宋_GB2312" w:eastAsia="仿宋_GB2312"/>
-                <w:b w:val="0"/>
-                <w:sz w:val="24"/>
-              </w:rPr>
-              <w:t>阅读提供一个结构清晰、来源可查、可编辑的AI辅助环境，降低长文本阅读中的信息整理成本和阅读负担；同时为数字人文工具的设计提供一个“Agent执行、证据约束、</w:t>
-            </w:r>
-            <w:r>
-              <w:rPr>
-                <w:rFonts w:ascii="仿宋_GB2312" w:hAnsi="仿宋_GB2312" w:eastAsia="仿宋_GB2312"/>
-                <w:b w:val="0"/>
-                <w:sz w:val="24"/>
-                <w:highlight w:val="yellow"/>
-              </w:rPr>
-              <w:t>读者复核</w:t>
-            </w:r>
-            <w:r>
-              <w:rPr>
-                <w:rFonts w:ascii="仿宋_GB2312" w:hAnsi="仿宋_GB2312" w:eastAsia="仿宋_GB2312"/>
-                <w:b w:val="0"/>
-                <w:sz w:val="24"/>
-              </w:rPr>
-              <w:t>”的可运行样例。</w:t>
+                <w:highlight w:val="blue"/>
+              </w:rPr>
+              <w:t>项目的实践意义在于：为哲学社会科学著作、论文阅读提供一个结构清晰、来源可查、可编辑的AI辅助环境，降低长文本阅读中的信息整理成本和阅读负担；同时为数字人文工具的设计提供一个“Agent执行、证据约束、自动化验收”的可运行样例。</w:t>
             </w:r>
           </w:p>
           <w:p>
@@ -7171,7 +7017,7 @@
                 <w:sz w:val="24"/>
                 <w:highlight w:val="blue"/>
               </w:rPr>
-              <w:t>评估围绕“好内容”用例展开：先规定每层输出应回答的问题、证据要求和失败样例，再分别检查技术性能、内容质量和阅读效果。技术性能检查各层覆盖率、层间矛盾率、引用可回溯率和结构化字段完整率；内容质量由3—5名人文社科教师或研究生按用例评审；阅读效果通过15—20名读者的对照实验检验。评估结果对应到用例缺口和具体修订项，形成可复现的实验记录。</w:t>
+              <w:t>评估围绕“好内容”用例展开：先规定每层输出应回答的问题、证据要求和失败样例，再分别检查技术性能、内容质量和阅读效果。最终判定采用自动化用例通过制：结构化字段完整率100%、引用可回溯率≥95%、章节和段落定位准确率≥95%、层间矛盾率≤5%、各层覆盖率≥90%、重复运行核心结论一致性≥90%，并且用例通过率≥90%；全部满足即通过。用例集在评估前冻结。专家评审和读者实验用于诊断和修订用例，不参与最终判定。</w:t>
             </w:r>
           </w:p>
           <w:p>
@@ -8202,16 +8048,16 @@
                 <w:b/>
                 <w:sz w:val="24"/>
               </w:rPr>
-              <w:t>三、以原文证据约束生成，</w:t>
-            </w:r>
-            <w:r>
-              <w:rPr>
-                <w:rFonts w:ascii="仿宋_GB2312" w:hAnsi="仿宋_GB2312" w:eastAsia="仿宋_GB2312"/>
-                <w:b/>
-                <w:sz w:val="24"/>
-                <w:highlight w:val="yellow"/>
-              </w:rPr>
-              <w:t>以读者复核完成闭环</w:t>
+              <w:t>三、</w:t>
+            </w:r>
+            <w:r>
+              <w:rPr>
+                <w:rFonts w:ascii="仿宋_GB2312" w:hAnsi="仿宋_GB2312" w:eastAsia="仿宋_GB2312"/>
+                <w:b/>
+                <w:sz w:val="24"/>
+                <w:highlight w:val="blue"/>
+              </w:rPr>
+              <w:t>以原文证据约束生成，以自动化验收完成闭环</w:t>
             </w:r>
           </w:p>
           <w:p>
@@ -8233,51 +8079,9 @@
                 <w:rFonts w:ascii="仿宋_GB2312" w:hAnsi="仿宋_GB2312" w:eastAsia="仿宋_GB2312"/>
                 <w:b w:val="0"/>
                 <w:sz w:val="24"/>
-              </w:rPr>
-              <w:t>项目不是让模型直接给出结论，而是要求生成内容尽量绑定章节、段落、指纹和引文，并通过候选稿、复核、采纳和冲突保护，</w:t>
-            </w:r>
-            <w:r>
-              <w:rPr>
-                <w:rFonts w:ascii="仿宋_GB2312" w:hAnsi="仿宋_GB2312" w:eastAsia="仿宋_GB2312"/>
-                <w:b w:val="0"/>
-                <w:sz w:val="24"/>
-                <w:highlight w:val="yellow"/>
-              </w:rPr>
-              <w:t>把读者放在最终决策位置。</w:t>
-            </w:r>
-            <w:r>
-              <w:rPr>
-                <w:rFonts w:ascii="仿宋_GB2312" w:hAnsi="仿宋_GB2312" w:eastAsia="仿宋_GB2312"/>
-                <w:b w:val="0"/>
-                <w:sz w:val="24"/>
-              </w:rPr>
-              <w:t>这使AI输出从“可信口吻的答案”变成“可检查的阅读材料”。</w:t>
-            </w:r>
-            <w:r>
-              <w:rPr>
-                <w:rFonts w:hint="default" w:ascii="仿宋_GB2312" w:hAnsi="Times New Roman" w:eastAsia="仿宋_GB2312" w:cs="仿宋_GB2312"/>
-                <w:b w:val="0"/>
-                <w:kern w:val="2"/>
-                <w:sz w:val="24"/>
-                <w:szCs w:val="24"/>
-                <w:highlight w:val="none"/>
-                <w:lang w:val="en-US" w:eastAsia="zh-CN" w:bidi="ar"/>
-                <w:woUserID w:val="1"/>
-              </w:rPr>
-              <w:t>两者共同构成面向阅读任务的</w:t>
-            </w:r>
-            <w:r>
-              <w:rPr>
-                <w:rFonts w:hint="default" w:ascii="仿宋_GB2312" w:hAnsi="Times New Roman" w:eastAsia="仿宋_GB2312" w:cs="Times New Roman"/>
-                <w:b w:val="0"/>
-                <w:kern w:val="2"/>
-                <w:sz w:val="24"/>
-                <w:szCs w:val="24"/>
-                <w:highlight w:val="none"/>
-                <w:lang w:val="en-US" w:eastAsia="zh-CN" w:bidi="ar"/>
-                <w:woUserID w:val="1"/>
-              </w:rPr>
-              <w:t>Agent harness。</w:t>
+                <w:highlight w:val="blue"/>
+              </w:rPr>
+              <w:t>项目要求生成内容尽量绑定章节、段落、指纹和引文，并通过候选稿、复核、采纳和冲突保护进入自动用例验收；最终判定采用硬门槛和用例通过率，读者编辑与采纳作为使用环节。这使AI输出从“可信口吻的答案”变成“可检查的阅读材料”。</w:t>
             </w:r>
           </w:p>
           <w:p>
@@ -10432,26 +10236,9 @@
                 <w:rFonts w:ascii="仿宋_GB2312" w:hAnsi="仿宋_GB2312" w:eastAsia="仿宋_GB2312"/>
                 <w:b w:val="0"/>
                 <w:sz w:val="24"/>
-              </w:rPr>
-              <w:t>项目面向哲学社会科学</w:t>
-            </w:r>
-            <w:r>
-              <w:rPr>
-                <w:rFonts w:hint="eastAsia" w:ascii="仿宋_GB2312" w:hAnsi="仿宋_GB2312" w:eastAsia="仿宋_GB2312"/>
-                <w:b w:val="0"/>
-                <w:sz w:val="24"/>
-                <w:lang w:eastAsia="zh"/>
-                <w:woUserID w:val="1"/>
-              </w:rPr>
-              <w:t>著作、论文</w:t>
-            </w:r>
-            <w:r>
-              <w:rPr>
-                <w:rFonts w:ascii="仿宋_GB2312" w:hAnsi="仿宋_GB2312" w:eastAsia="仿宋_GB2312"/>
-                <w:b w:val="0"/>
-                <w:sz w:val="24"/>
-              </w:rPr>
-              <w:t>的深度阅读，将Agent技术、原文证据和读者复核结合起来，具有明确的学科交叉性和应用价值。项目已完成可运行原型，技术路线清晰，具备继续迭代和开展小规模评估的基础。</w:t>
+                <w:highlight w:val="blue"/>
+              </w:rPr>
+              <w:t>项目面向哲学社会科学著作、论文的深度阅读，将Agent技术、原文证据和自动化验收结合起来，具有明确的学科交叉性和应用价值。项目已完成可运行原型，技术路线清晰，具备继续迭代和开展小规模评估的基础。</w:t>
             </w:r>
           </w:p>
           <w:p>

--- a/ECUST_Gnosys/docs/新申报书文稿_修正版.docx
+++ b/ECUST_Gnosys/docs/新申报书文稿_修正版.docx
@@ -3314,7 +3314,7 @@
                 <w:rFonts w:ascii="仿宋_GB2312" w:hAnsi="仿宋_GB2312" w:eastAsia="仿宋_GB2312"/>
                 <w:b w:val="0"/>
                 <w:sz w:val="24"/>
-                <w:highlight w:val="blue"/>
+                <w:highlight w:val="green"/>
               </w:rPr>
               <w:t>因此，本项目提出“智驱思阅”：一个以Agent为执行核心、以原文证据为约束、以自动化用例通过率为最终判定依据的哲学社会科学辅助阅读工具。项目为读者保留判断空间，把长篇著作、论文整理成可阅读、可追溯、可修改的辅助材料，让读者在全书、章节、段落和概念四个尺度之间来回切换，形成自己的理解。</w:t>
             </w:r>
@@ -3586,7 +3586,7 @@
                 <w:sz w:val="24"/>
                 <w:szCs w:val="24"/>
                 <w:woUserID w:val="1"/>
-                <w:highlight w:val="blue"/>
+                <w:highlight w:val="green"/>
               </w:rPr>
               <w:t>AutoGen、MetaGPT等工作流框架擅长把固定步骤编排起来，适合流程稳定、输入输出边界清楚的任务；阅读任务需要根据文本内容和中间结果动态选择工具、调整范围并校验证据，固定工作流难以覆盖这种不确定性。Agent可以在任务边界内自主规划、调用检索、定位和写作工具，并把中间结果交回复核；与单次问答生成相比，Agent能把“读目录—定位章节—提取证据—生成—复核”拆成可追踪步骤，保留中间产物和失败恢复能力。因此，本项目选择以Agent为执行核心，让阅读过程具备可追踪、可恢复的执行链。</w:t>
             </w:r>
@@ -3761,7 +3761,7 @@
                 <w:rFonts w:ascii="仿宋_GB2312" w:hAnsi="仿宋_GB2312" w:eastAsia="仿宋_GB2312"/>
                 <w:b/>
                 <w:sz w:val="24"/>
-                <w:highlight w:val="blue"/>
+                <w:highlight w:val="green"/>
               </w:rPr>
               <w:t>缺少面向阅读任务的Agent harness。</w:t>
             </w:r>
@@ -3770,7 +3770,7 @@
                 <w:rFonts w:ascii="仿宋_GB2312" w:hAnsi="仿宋_GB2312" w:eastAsia="仿宋_GB2312"/>
                 <w:b w:val="0"/>
                 <w:sz w:val="24"/>
-                <w:highlight w:val="blue"/>
+                <w:highlight w:val="green"/>
               </w:rPr>
               <w:t xml:space="preserve"> 通用Agent的直接执行往往缺少稳定的工具边界、数据权限和复核接口，难以适配长期保存的书籍、笔记和对话数据。本项目将整套软件作为面向阅读的Agent harness来建设：Server管理业务数据、权限和版本化接口，Agent服务只通过受控工具读取原文、提交结果；阅读器、任务面板、证据链和复核流程都围绕阅读任务定制，形成专用工作环境。</w:t>
             </w:r>
@@ -3799,7 +3799,7 @@
                 <w:rFonts w:ascii="仿宋_GB2312" w:hAnsi="仿宋_GB2312" w:eastAsia="仿宋_GB2312"/>
                 <w:b/>
                 <w:sz w:val="24"/>
-                <w:highlight w:val="blue"/>
+                <w:highlight w:val="green"/>
               </w:rPr>
               <w:t>生成结果缺少可操作的复核依据。</w:t>
             </w:r>
@@ -3808,7 +3808,7 @@
                 <w:rFonts w:ascii="仿宋_GB2312" w:hAnsi="仿宋_GB2312" w:eastAsia="仿宋_GB2312"/>
                 <w:b w:val="0"/>
                 <w:sz w:val="24"/>
-                <w:highlight w:val="blue"/>
+                <w:highlight w:val="green"/>
               </w:rPr>
               <w:t xml:space="preserve"> 模型输出若直接展示，读者只能凭印象判断；项目把“好内容”拆成用例和可检查项（原文引用、定位、层间一致、字段完整），复核记录对应到具体用例和可检查项，最终判定采用自动化用例通过率。</w:t>
             </w:r>
@@ -3847,7 +3847,7 @@
                 <w:rFonts w:ascii="仿宋_GB2312" w:hAnsi="仿宋_GB2312" w:eastAsia="仿宋_GB2312"/>
                 <w:b w:val="0"/>
                 <w:sz w:val="24"/>
-                <w:highlight w:val="blue"/>
+                <w:highlight w:val="green"/>
               </w:rPr>
               <w:t>因此，本项目的切入点是：从著作、论文本身的层次结构和真实阅读任务出发，把全书、章节、段落、概念四个尺度组织为可操作的工作空间；以Agent承担分层生成任务，以原文证据约束生成内容，以自动化硬门槛和用例通过率判定最终质量。 这既区别于通用问答工具，也区别于仅提供标注功能的传统阅读器。</w:t>
             </w:r>
@@ -3896,7 +3896,7 @@
                 <w:rFonts w:ascii="仿宋_GB2312" w:hAnsi="仿宋_GB2312" w:eastAsia="仿宋_GB2312"/>
                 <w:b w:val="0"/>
                 <w:sz w:val="24"/>
-                <w:highlight w:val="blue"/>
+                <w:highlight w:val="green"/>
               </w:rPr>
               <w:t>本项目的主要目标是：面向哲学社会科学著作、论文，开发一套可在本地运行的辅助阅读工作台，完成从书籍导入、文本定位、分层生成、来源核验、自动验收到笔记与对话使用的完整闭环。</w:t>
             </w:r>
@@ -4156,7 +4156,7 @@
                 <w:rFonts w:ascii="仿宋_GB2312" w:hAnsi="仿宋_GB2312" w:eastAsia="仿宋_GB2312"/>
                 <w:b w:val="0"/>
                 <w:sz w:val="24"/>
-                <w:highlight w:val="blue"/>
+                <w:highlight w:val="green"/>
               </w:rPr>
               <w:t>6. 开展小规模应用评估。 通过自动化用例验收、专家评审和读者使用实验，检验工具对文本理解、论证把握和概念辨析的实际帮助；最终判定采用自动化硬门槛和用例通过率，专家评审和读者实验用于诊断。</w:t>
             </w:r>
@@ -4175,7 +4175,7 @@
                 <w:rFonts w:ascii="仿宋_GB2312" w:hAnsi="仿宋_GB2312" w:eastAsia="仿宋_GB2312"/>
                 <w:b w:val="0"/>
                 <w:sz w:val="24"/>
-                <w:highlight w:val="blue"/>
+                <w:highlight w:val="green"/>
               </w:rPr>
               <w:t>项目的实践意义在于：为哲学社会科学著作、论文阅读提供一个结构清晰、来源可查、可编辑的AI辅助环境，降低长文本阅读中的信息整理成本和阅读负担；同时为数字人文工具的设计提供一个“Agent执行、证据约束、自动化验收”的可运行样例。</w:t>
             </w:r>
@@ -4924,7 +4924,7 @@
                 <w:rFonts w:ascii="仿宋_GB2312" w:hAnsi="仿宋_GB2312" w:eastAsia="仿宋_GB2312"/>
                 <w:b w:val="0"/>
                 <w:sz w:val="24"/>
-                <w:highlight w:val="blue"/>
+                <w:highlight w:val="green"/>
               </w:rPr>
               <w:t>项目已具备本地Python运行环境、浏览器验收环境和兼容OpenAI接口的模型服务，可支撑原型迭代、离线测试和小规模实验。</w:t>
             </w:r>
@@ -5103,7 +5103,7 @@
                 <w:rFonts w:ascii="仿宋_GB2312" w:hAnsi="仿宋_GB2312" w:eastAsia="仿宋_GB2312"/>
                 <w:b w:val="0"/>
                 <w:sz w:val="24"/>
-                <w:highlight w:val="blue"/>
+                <w:highlight w:val="green"/>
               </w:rPr>
               <w:t>阅读一部哲学社会科学著作时，读者通常同时面对全书结构、章节论证、段落语义和概念辨析四类问题。项目据此设置四个阅读尺度；四者分别对应四类阅读任务，共用原文定位和证据，可单独调用，也可组合使用。</w:t>
             </w:r>
@@ -6000,7 +6000,7 @@
                 <w:rFonts w:ascii="仿宋_GB2312" w:hAnsi="仿宋_GB2312" w:eastAsia="仿宋_GB2312"/>
                 <w:b w:val="0"/>
                 <w:sz w:val="24"/>
-                <w:highlight w:val="blue"/>
+                <w:highlight w:val="green"/>
               </w:rPr>
               <w:t>任务设计的前提是先把“好的辅助内容”定义清楚：它要能回答该尺度的问题，有可回溯的原文依据，与相邻层不矛盾，读者可以直接核对。项目把上述要求拆成用例（输入文本、期望输出、证据要求、失败样例），再由任务字段和自动校验规则约束Agent稳定生产；用例库同时作为评估和回归测试的共同基准。</w:t>
             </w:r>
@@ -7015,7 +7015,7 @@
                 <w:rFonts w:ascii="仿宋_GB2312" w:hAnsi="仿宋_GB2312" w:eastAsia="仿宋_GB2312"/>
                 <w:b w:val="0"/>
                 <w:sz w:val="24"/>
-                <w:highlight w:val="blue"/>
+                <w:highlight w:val="green"/>
               </w:rPr>
               <w:t>评估围绕“好内容”用例展开：先规定每层输出应回答的问题、证据要求和失败样例，再分别检查技术性能、内容质量和阅读效果。最终判定采用自动化用例通过制：结构化字段完整率100%、引用可回溯率≥95%、章节和段落定位准确率≥95%、层间矛盾率≤5%、各层覆盖率≥90%、重复运行核心结论一致性≥90%，并且用例通过率≥90%；全部满足即通过。用例集在评估前冻结。专家评审和读者实验用于诊断和修订用例，不参与最终判定。</w:t>
             </w:r>
@@ -7089,7 +7089,7 @@
                 <w:rFonts w:ascii="仿宋_GB2312" w:hAnsi="仿宋_GB2312" w:eastAsia="仿宋_GB2312"/>
                 <w:b/>
                 <w:sz w:val="24"/>
-                <w:highlight w:val="blue"/>
+                <w:highlight w:val="green"/>
               </w:rPr>
               <w:t>七、模型选择与输出稳定性</w:t>
             </w:r>
@@ -7117,7 +7117,7 @@
                 <w:rFonts w:ascii="仿宋_GB2312" w:hAnsi="仿宋_GB2312" w:eastAsia="仿宋_GB2312"/>
                 <w:b w:val="0"/>
                 <w:sz w:val="24"/>
-                <w:highlight w:val="blue"/>
+                <w:highlight w:val="green"/>
               </w:rPr>
               <w:t>本项目以Agent驱动为主，直接使用现有模型的工具调用、任务分解和结构化输出能力。项目通过选择通用模型、约束提示词和上下文、校验结构化字段、记录工具调用来保证输出稳定；模型服务只负责生成，阅读任务、证据链和复核规则由Agent harness和Server控制。</w:t>
             </w:r>
@@ -7381,7 +7381,7 @@
                 <w:rFonts w:ascii="仿宋_GB2312" w:hAnsi="仿宋_GB2312" w:eastAsia="仿宋_GB2312"/>
                 <w:b w:val="0"/>
                 <w:sz w:val="24"/>
-                <w:highlight w:val="blue"/>
+                <w:highlight w:val="green"/>
               </w:rPr>
               <w:t>（1）如何定义“好的辅助内容”，并把这种判断拆成可执行用例和验收规则；</w:t>
             </w:r>
@@ -7409,7 +7409,7 @@
                 <w:rFonts w:ascii="仿宋_GB2312" w:hAnsi="仿宋_GB2312" w:eastAsia="仿宋_GB2312"/>
                 <w:b w:val="0"/>
                 <w:sz w:val="24"/>
-                <w:highlight w:val="blue"/>
+                <w:highlight w:val="green"/>
               </w:rPr>
               <w:t>（2）哲学社会科学文本的概念多义、隐喻表达和论证省略；</w:t>
             </w:r>
@@ -7437,7 +7437,7 @@
                 <w:rFonts w:ascii="仿宋_GB2312" w:hAnsi="仿宋_GB2312" w:eastAsia="仿宋_GB2312"/>
                 <w:b w:val="0"/>
                 <w:sz w:val="24"/>
-                <w:highlight w:val="blue"/>
+                <w:highlight w:val="green"/>
               </w:rPr>
               <w:t>（3）长文本跨章节上下文的取舍与压缩；</w:t>
             </w:r>
@@ -7465,7 +7465,7 @@
                 <w:rFonts w:ascii="仿宋_GB2312" w:hAnsi="仿宋_GB2312" w:eastAsia="仿宋_GB2312"/>
                 <w:b w:val="0"/>
                 <w:sz w:val="24"/>
-                <w:highlight w:val="blue"/>
+                <w:highlight w:val="green"/>
               </w:rPr>
               <w:t>（4）生成内容的稳定性、可核验性与幻觉抑制；</w:t>
             </w:r>
@@ -7493,7 +7493,7 @@
                 <w:rFonts w:ascii="仿宋_GB2312" w:hAnsi="仿宋_GB2312" w:eastAsia="仿宋_GB2312"/>
                 <w:b w:val="0"/>
                 <w:sz w:val="24"/>
-                <w:highlight w:val="blue"/>
+                <w:highlight w:val="green"/>
               </w:rPr>
               <w:t>（5）辅助内容对阅读过程的实际帮助如何测量；</w:t>
             </w:r>
@@ -7521,7 +7521,7 @@
                 <w:rFonts w:ascii="仿宋_GB2312" w:hAnsi="仿宋_GB2312" w:eastAsia="仿宋_GB2312"/>
                 <w:b w:val="0"/>
                 <w:sz w:val="24"/>
-                <w:highlight w:val="blue"/>
+                <w:highlight w:val="green"/>
               </w:rPr>
               <w:t>（6）在不替代读者判断的前提下设计合适的人机分工。</w:t>
             </w:r>
@@ -7969,7 +7969,7 @@
                 <w:rFonts w:ascii="仿宋_GB2312" w:hAnsi="仿宋_GB2312" w:eastAsia="仿宋_GB2312"/>
                 <w:b w:val="0"/>
                 <w:sz w:val="24"/>
-                <w:highlight w:val="blue"/>
+                <w:highlight w:val="green"/>
               </w:rPr>
               <w:t>现有工具多以“检索、摘要、问答”等功能组织AI能力，本项目以全书、章节、段落、概念四个阅读尺度组织任务。每个尺度对应不同的阅读问题、材料范围和输出结构，使Agent的服务对象从“泛化的问答”转向“具体的阅读工作”。四个尺度分别对应全书概览、章节论证、语义解析和概念辨析四类Agent任务，使分层协作具有明确任务边界。项目进一步把“好的辅助内容”拆成可执行用例和输出字段，使“好内容”的判断进入任务说明、自动校验和回归测试。</w:t>
             </w:r>
@@ -8017,7 +8017,7 @@
                 <w:rFonts w:ascii="仿宋_GB2312" w:hAnsi="仿宋_GB2312" w:eastAsia="仿宋_GB2312"/>
                 <w:b w:val="0"/>
                 <w:sz w:val="24"/>
-                <w:highlight w:val="blue"/>
+                <w:highlight w:val="green"/>
               </w:rPr>
               <w:t>现有分层生成方法多为单向工作流：各层独立生成，上一层的结果只作为下一层的输入，缺少反向纠错。本项目把双向约束落实为可执行的输入输出：全书层输出问题框架、结构地图和章节清单；章节层据此检查章节位置、论证步骤和转折；语义层接收章节论证上下文并回填句段证据；概念层接收术语、定义和原文出处。反向校验时，概念层的定义冲突、语义层的证据缺口、章节层的论证覆盖不足分别回传上一层，触发重写或标记待核；每次回传保留问题类型、位置和处理结果。四层因此形成可追踪的修订闭环。</w:t>
             </w:r>
@@ -8055,7 +8055,7 @@
                 <w:rFonts w:ascii="仿宋_GB2312" w:hAnsi="仿宋_GB2312" w:eastAsia="仿宋_GB2312"/>
                 <w:b/>
                 <w:sz w:val="24"/>
-                <w:highlight w:val="blue"/>
+                <w:highlight w:val="green"/>
               </w:rPr>
               <w:t>以原文证据约束生成，以自动化验收完成闭环</w:t>
             </w:r>
@@ -8079,7 +8079,7 @@
                 <w:rFonts w:ascii="仿宋_GB2312" w:hAnsi="仿宋_GB2312" w:eastAsia="仿宋_GB2312"/>
                 <w:b w:val="0"/>
                 <w:sz w:val="24"/>
-                <w:highlight w:val="blue"/>
+                <w:highlight w:val="green"/>
               </w:rPr>
               <w:t>项目要求生成内容尽量绑定章节、段落、指纹和引文，并通过候选稿、复核、采纳和冲突保护进入自动用例验收；最终判定采用硬门槛和用例通过率，读者编辑与采纳作为使用环节。这使AI输出从“可信口吻的答案”变成“可检查的阅读材料”。</w:t>
             </w:r>
@@ -8315,7 +8315,7 @@
                 <w:rFonts w:ascii="仿宋_GB2312" w:hAnsi="仿宋_GB2312" w:eastAsia="仿宋_GB2312"/>
                 <w:b w:val="0"/>
                 <w:sz w:val="24"/>
-                <w:highlight w:val="blue"/>
+                <w:highlight w:val="green"/>
               </w:rPr>
               <w:t>项目立项前已完成阅读器原型的主体开发；下列安排只列出尚未完成的工作，已完成功能不重复计入实施期。</w:t>
             </w:r>
@@ -8335,7 +8335,7 @@
                 <w:rFonts w:ascii="仿宋_GB2312" w:hAnsi="仿宋_GB2312" w:eastAsia="仿宋_GB2312"/>
                 <w:b w:val="0"/>
                 <w:sz w:val="24"/>
-                <w:highlight w:val="blue"/>
+                <w:highlight w:val="green"/>
               </w:rPr>
               <w:t>已完成基础：EPUB/TXT导入、书库与阅读界面、目录/搜索/书签、四层数据与任务入口、候选稿/复核/采纳、笔记与对话、Server/Agent分离和设置页。</w:t>
             </w:r>
@@ -8355,7 +8355,7 @@
                 <w:rFonts w:ascii="仿宋_GB2312" w:hAnsi="仿宋_GB2312" w:eastAsia="仿宋_GB2312"/>
                 <w:b w:val="0"/>
                 <w:sz w:val="24"/>
-                <w:highlight w:val="blue"/>
+                <w:highlight w:val="green"/>
               </w:rPr>
               <w:t>第1—2个月：原型冻结与用例设计。整理现有功能边界，建立“好内容”用例库（输入文本、期望输出、证据要求、失败样例）和验收规则，补齐跨书、多章节、异常恢复等边界场景。</w:t>
             </w:r>
@@ -8375,7 +8375,7 @@
                 <w:rFonts w:ascii="仿宋_GB2312" w:hAnsi="仿宋_GB2312" w:eastAsia="仿宋_GB2312"/>
                 <w:b w:val="0"/>
                 <w:sz w:val="24"/>
-                <w:highlight w:val="blue"/>
+                <w:highlight w:val="green"/>
               </w:rPr>
               <w:t>第3—4个月：真实语料验证。选取3—5部著作/论文、每部2—3章跑通四层任务，统计覆盖率、层间矛盾率、引用可回溯率和字段完整率，形成问题清单。</w:t>
             </w:r>
@@ -8395,7 +8395,7 @@
                 <w:rFonts w:ascii="仿宋_GB2312" w:hAnsi="仿宋_GB2312" w:eastAsia="仿宋_GB2312"/>
                 <w:b w:val="0"/>
                 <w:sz w:val="24"/>
-                <w:highlight w:val="blue"/>
+                <w:highlight w:val="green"/>
               </w:rPr>
               <w:t>第5—6个月：质量修正与稳定性。按失败用例修正任务说明、上下文组织、证据校验和重试机制，完成小范围可用性测试与重复运行一致性检查。</w:t>
             </w:r>
@@ -8415,7 +8415,7 @@
                 <w:rFonts w:ascii="仿宋_GB2312" w:hAnsi="仿宋_GB2312" w:eastAsia="仿宋_GB2312"/>
                 <w:b w:val="0"/>
                 <w:sz w:val="24"/>
-                <w:highlight w:val="blue"/>
+                <w:highlight w:val="green"/>
               </w:rPr>
               <w:t>第7—8个月：专家评审与读者实验。邀请教师/研究生评审内容质量，开展15—20名读者对照实验；结果用于解释自动指标、发现用例缺口。</w:t>
             </w:r>
@@ -8435,7 +8435,7 @@
                 <w:rFonts w:ascii="仿宋_GB2312" w:hAnsi="仿宋_GB2312" w:eastAsia="仿宋_GB2312"/>
                 <w:b w:val="0"/>
                 <w:sz w:val="24"/>
-                <w:highlight w:val="blue"/>
+                <w:highlight w:val="green"/>
               </w:rPr>
               <w:t>第9—10个月：论文、软件著作权与竞赛材料。整理实验数据，撰写论文和竞赛材料，完成软著申请材料。</w:t>
             </w:r>
@@ -8455,7 +8455,7 @@
                 <w:rFonts w:ascii="仿宋_GB2312" w:hAnsi="仿宋_GB2312" w:eastAsia="仿宋_GB2312"/>
                 <w:b w:val="0"/>
                 <w:sz w:val="24"/>
-                <w:highlight w:val="blue"/>
+                <w:highlight w:val="green"/>
               </w:rPr>
               <w:t>第11—12个月：成果整理与结题。完善文档、演示视频和使用手册，完成结题报告、答辩和成果推广。</w:t>
             </w:r>
@@ -8671,7 +8671,7 @@
                 <w:rFonts w:ascii="仿宋_GB2312" w:hAnsi="仿宋_GB2312" w:eastAsia="仿宋_GB2312"/>
                 <w:b w:val="0"/>
                 <w:sz w:val="24"/>
-                <w:highlight w:val="blue"/>
+                <w:highlight w:val="green"/>
               </w:rPr>
               <w:t>项目通过兼容OpenAI接口的模型服务完成生成，模型、服务地址和密钥在本地配置中管理；Server与Agent服务通过HTTP/SSE通信。现有开发机即可满足原型调试、离线测试和小规模实验的需要，不需要额外GPU集群。</w:t>
             </w:r>
@@ -10236,7 +10236,7 @@
                 <w:rFonts w:ascii="仿宋_GB2312" w:hAnsi="仿宋_GB2312" w:eastAsia="仿宋_GB2312"/>
                 <w:b w:val="0"/>
                 <w:sz w:val="24"/>
-                <w:highlight w:val="blue"/>
+                <w:highlight w:val="green"/>
               </w:rPr>
               <w:t>项目面向哲学社会科学著作、论文的深度阅读，将Agent技术、原文证据和自动化验收结合起来，具有明确的学科交叉性和应用价值。项目已完成可运行原型，技术路线清晰，具备继续迭代和开展小规模评估的基础。</w:t>
             </w:r>
